--- a/熊猫成仙，从青竹山开始/第一卷 龙蛇起陆/第024章 渠断了，田要干死.docx
+++ b/熊猫成仙，从青竹山开始/第一卷 龙蛇起陆/第024章 渠断了，田要干死.docx
@@ -61,6 +61,34 @@
           <w:sz w:val="27"/>
           <w:szCs w:val="27"/>
         </w:rPr>
+        <w:t xml:space="preserve">上辈子园里的水管也堵过一回，来了三个人，挖开一段，换一截管子，修了三天，水才上来。</w:t>
+      </w:r>
+    </w:p>
+    <w:p>
+      <w:pPr>
+        <w:spacing w:line="468" w:lineRule="auto" w:after="149"/>
+        <w:ind w:firstLineChars="200" w:firstLine="540"/>
+      </w:pPr>
+      <w:r>
+        <w:rPr>
+          <w:rFonts w:ascii="Times New Roman" w:hAnsi="Times New Roman" w:eastAsia="宋体" w:cs="Times New Roman"/>
+          <w:sz w:val="27"/>
+          <w:szCs w:val="27"/>
+        </w:rPr>
+        <w:t xml:space="preserve">这儿的渠没有管子。石头是手搬的，搬完了，第二天又堵上。</w:t>
+      </w:r>
+    </w:p>
+    <w:p>
+      <w:pPr>
+        <w:spacing w:line="468" w:lineRule="auto" w:after="149"/>
+        <w:ind w:firstLineChars="200" w:firstLine="540"/>
+      </w:pPr>
+      <w:r>
+        <w:rPr>
+          <w:rFonts w:ascii="Times New Roman" w:hAnsi="Times New Roman" w:eastAsia="宋体" w:cs="Times New Roman"/>
+          <w:sz w:val="27"/>
+          <w:szCs w:val="27"/>
+        </w:rPr>
         <w:t xml:space="preserve">那道渠在半坡上，属封山的地界。</w:t>
       </w:r>
     </w:p>
@@ -229,7 +257,7 @@
           <w:sz w:val="27"/>
           <w:szCs w:val="27"/>
         </w:rPr>
-        <w:t xml:space="preserve">他没有说话。</w:t>
+        <w:t xml:space="preserve">他把手里的石头扔回堆里。</w:t>
       </w:r>
     </w:p>
     <w:p>
@@ -1335,7 +1363,7 @@
           <w:sz w:val="27"/>
           <w:szCs w:val="27"/>
         </w:rPr>
-        <w:t xml:space="preserve">陆明远在墙外头站了一会儿。</w:t>
+        <w:t xml:space="preserve">陆明远在墙外头站到那屋里的灯灭。</w:t>
       </w:r>
     </w:p>
     <w:p>
@@ -1419,7 +1447,7 @@
           <w:sz w:val="27"/>
           <w:szCs w:val="27"/>
         </w:rPr>
-        <w:t xml:space="preserve">竹长庚坐在黑暗里，很久没有说话。</w:t>
+        <w:t xml:space="preserve">竹长庚坐在黑暗里，坐到院里的鸡叫了头遍。</w:t>
       </w:r>
     </w:p>
     <w:p>
